--- a/docs/利用者マニュアル.docx
+++ b/docs/利用者マニュアル.docx
@@ -288,7 +288,6 @@
       <w:pPr>
         <w:jc w:val="left"/>
         <w:rPr>
-          <w:rFonts w:hint="eastAsia"/>
           <w:sz w:val="36"/>
           <w:szCs w:val="36"/>
         </w:rPr>
@@ -350,13 +349,7 @@
     <w:p/>
     <w:p/>
     <w:p/>
-    <w:p>
-      <w:pPr>
-        <w:rPr>
-          <w:rFonts w:hint="eastAsia"/>
-        </w:rPr>
-      </w:pPr>
-    </w:p>
+    <w:p/>
     <w:p>
       <w:pPr>
         <w:rPr>
@@ -1286,13 +1279,7 @@
         <w:t>ハンバーガーボタンから各ページに遷移することができます。</w:t>
       </w:r>
     </w:p>
-    <w:p>
-      <w:pPr>
-        <w:rPr>
-          <w:rFonts w:hint="eastAsia"/>
-        </w:rPr>
-      </w:pPr>
-    </w:p>
+    <w:p/>
     <w:p>
       <w:pPr>
         <w:pStyle w:val="a3"/>
@@ -1301,9 +1288,6 @@
           <w:numId w:val="17"/>
         </w:numPr>
         <w:ind w:leftChars="0"/>
-        <w:rPr>
-          <w:rFonts w:hint="eastAsia"/>
-        </w:rPr>
       </w:pPr>
       <w:r>
         <w:rPr>
@@ -1339,7 +1323,6 @@
       <w:pPr>
         <w:jc w:val="left"/>
         <w:rPr>
-          <w:rFonts w:hint="eastAsia"/>
           <w:szCs w:val="21"/>
         </w:rPr>
       </w:pPr>
@@ -1462,7 +1445,6 @@
     <w:p>
       <w:pPr>
         <w:rPr>
-          <w:rFonts w:hint="eastAsia"/>
           <w:szCs w:val="21"/>
         </w:rPr>
       </w:pPr>
@@ -1662,7 +1644,6 @@
     <w:p>
       <w:pPr>
         <w:rPr>
-          <w:rFonts w:hint="eastAsia"/>
           <w:szCs w:val="21"/>
         </w:rPr>
       </w:pPr>
@@ -1719,7 +1700,6 @@
         <w:pStyle w:val="a3"/>
         <w:ind w:leftChars="0" w:left="420" w:firstLineChars="50" w:firstLine="105"/>
         <w:rPr>
-          <w:rFonts w:hint="eastAsia"/>
           <w:szCs w:val="21"/>
         </w:rPr>
       </w:pPr>
@@ -1741,7 +1721,6 @@
     <w:p>
       <w:pPr>
         <w:rPr>
-          <w:rFonts w:hint="eastAsia"/>
           <w:szCs w:val="21"/>
         </w:rPr>
       </w:pPr>
@@ -1935,7 +1914,6 @@
     <w:p>
       <w:pPr>
         <w:rPr>
-          <w:rFonts w:hint="eastAsia"/>
           <w:szCs w:val="21"/>
         </w:rPr>
       </w:pPr>
@@ -1949,7 +1927,6 @@
         </w:numPr>
         <w:ind w:leftChars="0"/>
         <w:rPr>
-          <w:rFonts w:hint="eastAsia"/>
           <w:szCs w:val="21"/>
         </w:rPr>
       </w:pPr>
@@ -1964,7 +1941,6 @@
     <w:p>
       <w:pPr>
         <w:rPr>
-          <w:rFonts w:hint="eastAsia"/>
           <w:szCs w:val="21"/>
         </w:rPr>
       </w:pPr>
@@ -2103,7 +2079,6 @@
     <w:p>
       <w:pPr>
         <w:rPr>
-          <w:rFonts w:hint="eastAsia"/>
           <w:szCs w:val="21"/>
         </w:rPr>
       </w:pPr>
@@ -2655,7 +2630,6 @@
     <w:p>
       <w:pPr>
         <w:rPr>
-          <w:rFonts w:hint="eastAsia"/>
           <w:szCs w:val="21"/>
         </w:rPr>
       </w:pPr>
@@ -3794,10 +3768,18 @@
     </w:p>
     <w:p>
       <w:pPr>
-        <w:rPr>
-          <w:szCs w:val="21"/>
-        </w:rPr>
-      </w:pPr>
+        <w:ind w:left="420"/>
+        <w:rPr>
+          <w:szCs w:val="21"/>
+        </w:rPr>
+      </w:pPr>
+      <w:r>
+        <w:rPr>
+          <w:rFonts w:hint="eastAsia"/>
+          <w:szCs w:val="21"/>
+        </w:rPr>
+        <w:t>トップ画面内では、目標、マイルストーン達成状況、成績表(演習の正答率)、目標日カレンダーを確認できます。</w:t>
+      </w:r>
     </w:p>
     <w:p>
       <w:pPr>
@@ -3878,6 +3860,7 @@
           <w:rFonts w:hint="eastAsia"/>
           <w:szCs w:val="21"/>
         </w:rPr>
+        <w:lastRenderedPageBreak/>
         <w:t>アカウント設定ページへ遷移すると、</w:t>
       </w:r>
       <w:r>
@@ -3885,15 +3868,7 @@
           <w:rFonts w:hint="eastAsia"/>
           <w:szCs w:val="21"/>
         </w:rPr>
-        <w:t>ユーザー名とメールアドレス、パスワードの変更</w:t>
-      </w:r>
-      <w:r>
-        <w:rPr>
-          <w:rFonts w:hint="eastAsia"/>
-          <w:szCs w:val="21"/>
-        </w:rPr>
-        <w:lastRenderedPageBreak/>
-        <w:t>ができます。入力後、「更新」を押してください。</w:t>
+        <w:t>ユーザー名とメールアドレス、パスワードの変更ができます。入力後、「更新」を押してください。</w:t>
       </w:r>
     </w:p>
     <w:p>
@@ -4049,17 +4024,295 @@
     </w:p>
     <w:p>
       <w:pPr>
-        <w:rPr>
-          <w:szCs w:val="21"/>
-        </w:rPr>
-      </w:pPr>
-      <w:r>
-        <w:rPr>
-          <w:rFonts w:hint="eastAsia"/>
-          <w:szCs w:val="21"/>
-        </w:rPr>
-        <w:t>３．</w:t>
-      </w:r>
+        <w:pStyle w:val="a3"/>
+        <w:numPr>
+          <w:ilvl w:val="0"/>
+          <w:numId w:val="11"/>
+        </w:numPr>
+        <w:ind w:leftChars="0"/>
+        <w:rPr>
+          <w:szCs w:val="21"/>
+        </w:rPr>
+      </w:pPr>
+      <w:r>
+        <w:rPr>
+          <w:rFonts w:hint="eastAsia"/>
+          <w:szCs w:val="21"/>
+        </w:rPr>
+        <w:t>目標設定</w:t>
+      </w:r>
+    </w:p>
+    <w:p>
+      <w:pPr>
+        <w:pStyle w:val="a3"/>
+        <w:ind w:leftChars="0" w:left="420"/>
+        <w:rPr>
+          <w:rFonts w:hint="eastAsia"/>
+          <w:szCs w:val="21"/>
+        </w:rPr>
+      </w:pPr>
+      <w:r>
+        <w:rPr>
+          <w:rFonts w:hint="eastAsia"/>
+          <w:szCs w:val="21"/>
+        </w:rPr>
+        <w:t>マイページトップ「目標を設定する」またはメニューの「目標設定」から、あなたの目標を設定できます。</w:t>
+      </w:r>
+    </w:p>
+    <w:p>
+      <w:pPr>
+        <w:pStyle w:val="a3"/>
+        <w:ind w:leftChars="0" w:left="420"/>
+        <w:rPr>
+          <w:noProof/>
+          <w:szCs w:val="21"/>
+        </w:rPr>
+      </w:pPr>
+      <w:r>
+        <w:rPr>
+          <w:rFonts w:hint="eastAsia"/>
+          <w:noProof/>
+          <w:szCs w:val="21"/>
+        </w:rPr>
+        <w:drawing>
+          <wp:inline distT="0" distB="0" distL="0" distR="0" wp14:anchorId="7ADD1ED1" wp14:editId="1D180E48">
+            <wp:extent cx="5400040" cy="2667000"/>
+            <wp:effectExtent l="0" t="0" r="0" b="0"/>
+            <wp:docPr id="47" name="図 47"/>
+            <wp:cNvGraphicFramePr>
+              <a:graphicFrameLocks xmlns:a="http://schemas.openxmlformats.org/drawingml/2006/main" noChangeAspect="1"/>
+            </wp:cNvGraphicFramePr>
+            <a:graphic xmlns:a="http://schemas.openxmlformats.org/drawingml/2006/main">
+              <a:graphicData uri="http://schemas.openxmlformats.org/drawingml/2006/picture">
+                <pic:pic xmlns:pic="http://schemas.openxmlformats.org/drawingml/2006/picture">
+                  <pic:nvPicPr>
+                    <pic:cNvPr id="47" name="図 47"/>
+                    <pic:cNvPicPr/>
+                  </pic:nvPicPr>
+                  <pic:blipFill>
+                    <a:blip r:embed="rId30" cstate="print">
+                      <a:extLst>
+                        <a:ext uri="{28A0092B-C50C-407E-A947-70E740481C1C}">
+                          <a14:useLocalDpi xmlns:a14="http://schemas.microsoft.com/office/drawing/2010/main" val="0"/>
+                        </a:ext>
+                      </a:extLst>
+                    </a:blip>
+                    <a:stretch>
+                      <a:fillRect/>
+                    </a:stretch>
+                  </pic:blipFill>
+                  <pic:spPr>
+                    <a:xfrm>
+                      <a:off x="0" y="0"/>
+                      <a:ext cx="5400040" cy="2667000"/>
+                    </a:xfrm>
+                    <a:prstGeom prst="rect">
+                      <a:avLst/>
+                    </a:prstGeom>
+                  </pic:spPr>
+                </pic:pic>
+              </a:graphicData>
+            </a:graphic>
+          </wp:inline>
+        </w:drawing>
+      </w:r>
+    </w:p>
+    <w:p>
+      <w:pPr>
+        <w:pStyle w:val="a3"/>
+        <w:ind w:leftChars="0" w:left="420"/>
+        <w:rPr>
+          <w:rFonts w:hint="eastAsia"/>
+          <w:noProof/>
+          <w:szCs w:val="21"/>
+        </w:rPr>
+      </w:pPr>
+      <w:r>
+        <w:rPr>
+          <w:rFonts w:hint="eastAsia"/>
+          <w:noProof/>
+          <w:szCs w:val="21"/>
+        </w:rPr>
+        <w:t>新規追加を押して、目標を入力してみましょう。入力が終わったら、登録を押して完了です。</w:t>
+      </w:r>
+    </w:p>
+    <w:p>
+      <w:pPr>
+        <w:pStyle w:val="a3"/>
+        <w:ind w:leftChars="0" w:left="420"/>
+        <w:rPr>
+          <w:rFonts w:hint="eastAsia"/>
+          <w:szCs w:val="21"/>
+        </w:rPr>
+      </w:pPr>
+      <w:r>
+        <w:rPr>
+          <w:rFonts w:hint="eastAsia"/>
+          <w:noProof/>
+          <w:szCs w:val="21"/>
+        </w:rPr>
+        <w:lastRenderedPageBreak/>
+        <w:drawing>
+          <wp:inline distT="0" distB="0" distL="0" distR="0" wp14:anchorId="3D518F8D" wp14:editId="3EE890EF">
+            <wp:extent cx="5400040" cy="2667000"/>
+            <wp:effectExtent l="0" t="0" r="0" b="0"/>
+            <wp:docPr id="49" name="図 49"/>
+            <wp:cNvGraphicFramePr>
+              <a:graphicFrameLocks xmlns:a="http://schemas.openxmlformats.org/drawingml/2006/main" noChangeAspect="1"/>
+            </wp:cNvGraphicFramePr>
+            <a:graphic xmlns:a="http://schemas.openxmlformats.org/drawingml/2006/main">
+              <a:graphicData uri="http://schemas.openxmlformats.org/drawingml/2006/picture">
+                <pic:pic xmlns:pic="http://schemas.openxmlformats.org/drawingml/2006/picture">
+                  <pic:nvPicPr>
+                    <pic:cNvPr id="49" name="図 49"/>
+                    <pic:cNvPicPr/>
+                  </pic:nvPicPr>
+                  <pic:blipFill>
+                    <a:blip r:embed="rId31" cstate="print">
+                      <a:extLst>
+                        <a:ext uri="{28A0092B-C50C-407E-A947-70E740481C1C}">
+                          <a14:useLocalDpi xmlns:a14="http://schemas.microsoft.com/office/drawing/2010/main" val="0"/>
+                        </a:ext>
+                      </a:extLst>
+                    </a:blip>
+                    <a:stretch>
+                      <a:fillRect/>
+                    </a:stretch>
+                  </pic:blipFill>
+                  <pic:spPr>
+                    <a:xfrm>
+                      <a:off x="0" y="0"/>
+                      <a:ext cx="5400040" cy="2667000"/>
+                    </a:xfrm>
+                    <a:prstGeom prst="rect">
+                      <a:avLst/>
+                    </a:prstGeom>
+                  </pic:spPr>
+                </pic:pic>
+              </a:graphicData>
+            </a:graphic>
+          </wp:inline>
+        </w:drawing>
+      </w:r>
+      <w:r>
+        <w:rPr>
+          <w:rFonts w:hint="eastAsia"/>
+          <w:noProof/>
+          <w:szCs w:val="21"/>
+        </w:rPr>
+        <w:drawing>
+          <wp:inline distT="0" distB="0" distL="0" distR="0" wp14:anchorId="21DF0D3A" wp14:editId="7B0D042D">
+            <wp:extent cx="5400040" cy="3036570"/>
+            <wp:effectExtent l="0" t="0" r="0" b="0"/>
+            <wp:docPr id="62" name="図 62"/>
+            <wp:cNvGraphicFramePr>
+              <a:graphicFrameLocks xmlns:a="http://schemas.openxmlformats.org/drawingml/2006/main" noChangeAspect="1"/>
+            </wp:cNvGraphicFramePr>
+            <a:graphic xmlns:a="http://schemas.openxmlformats.org/drawingml/2006/main">
+              <a:graphicData uri="http://schemas.openxmlformats.org/drawingml/2006/picture">
+                <pic:pic xmlns:pic="http://schemas.openxmlformats.org/drawingml/2006/picture">
+                  <pic:nvPicPr>
+                    <pic:cNvPr id="62" name="図 62"/>
+                    <pic:cNvPicPr/>
+                  </pic:nvPicPr>
+                  <pic:blipFill>
+                    <a:blip r:embed="rId32" cstate="print">
+                      <a:extLst>
+                        <a:ext uri="{28A0092B-C50C-407E-A947-70E740481C1C}">
+                          <a14:useLocalDpi xmlns:a14="http://schemas.microsoft.com/office/drawing/2010/main" val="0"/>
+                        </a:ext>
+                      </a:extLst>
+                    </a:blip>
+                    <a:stretch>
+                      <a:fillRect/>
+                    </a:stretch>
+                  </pic:blipFill>
+                  <pic:spPr>
+                    <a:xfrm>
+                      <a:off x="0" y="0"/>
+                      <a:ext cx="5400040" cy="3036570"/>
+                    </a:xfrm>
+                    <a:prstGeom prst="rect">
+                      <a:avLst/>
+                    </a:prstGeom>
+                  </pic:spPr>
+                </pic:pic>
+              </a:graphicData>
+            </a:graphic>
+          </wp:inline>
+        </w:drawing>
+      </w:r>
+      <w:r>
+        <w:rPr>
+          <w:rFonts w:hint="eastAsia"/>
+          <w:noProof/>
+          <w:szCs w:val="21"/>
+        </w:rPr>
+        <w:lastRenderedPageBreak/>
+        <w:drawing>
+          <wp:inline distT="0" distB="0" distL="0" distR="0" wp14:anchorId="752613A7" wp14:editId="3D662D01">
+            <wp:extent cx="5400040" cy="2686050"/>
+            <wp:effectExtent l="0" t="0" r="0" b="0"/>
+            <wp:docPr id="64" name="図 64"/>
+            <wp:cNvGraphicFramePr>
+              <a:graphicFrameLocks xmlns:a="http://schemas.openxmlformats.org/drawingml/2006/main" noChangeAspect="1"/>
+            </wp:cNvGraphicFramePr>
+            <a:graphic xmlns:a="http://schemas.openxmlformats.org/drawingml/2006/main">
+              <a:graphicData uri="http://schemas.openxmlformats.org/drawingml/2006/picture">
+                <pic:pic xmlns:pic="http://schemas.openxmlformats.org/drawingml/2006/picture">
+                  <pic:nvPicPr>
+                    <pic:cNvPr id="64" name="図 64"/>
+                    <pic:cNvPicPr/>
+                  </pic:nvPicPr>
+                  <pic:blipFill>
+                    <a:blip r:embed="rId33" cstate="print">
+                      <a:extLst>
+                        <a:ext uri="{28A0092B-C50C-407E-A947-70E740481C1C}">
+                          <a14:useLocalDpi xmlns:a14="http://schemas.microsoft.com/office/drawing/2010/main" val="0"/>
+                        </a:ext>
+                      </a:extLst>
+                    </a:blip>
+                    <a:stretch>
+                      <a:fillRect/>
+                    </a:stretch>
+                  </pic:blipFill>
+                  <pic:spPr>
+                    <a:xfrm>
+                      <a:off x="0" y="0"/>
+                      <a:ext cx="5400040" cy="2686050"/>
+                    </a:xfrm>
+                    <a:prstGeom prst="rect">
+                      <a:avLst/>
+                    </a:prstGeom>
+                  </pic:spPr>
+                </pic:pic>
+              </a:graphicData>
+            </a:graphic>
+          </wp:inline>
+        </w:drawing>
+      </w:r>
+    </w:p>
+    <w:p>
+      <w:pPr>
+        <w:rPr>
+          <w:szCs w:val="21"/>
+        </w:rPr>
+      </w:pPr>
+      <w:r>
+        <w:rPr>
+          <w:rFonts w:hint="eastAsia"/>
+          <w:szCs w:val="21"/>
+        </w:rPr>
+        <w:t xml:space="preserve">　　無事登録されると、マイページトップに反映されます。</w:t>
+      </w:r>
+    </w:p>
+    <w:p>
+      <w:pPr>
+        <w:rPr>
+          <w:rFonts w:hint="eastAsia"/>
+          <w:szCs w:val="21"/>
+        </w:rPr>
+      </w:pPr>
     </w:p>
     <w:p>
       <w:pPr>
@@ -4074,24 +4327,349 @@
         </w:rPr>
         <w:t>４．</w:t>
       </w:r>
-    </w:p>
-    <w:p>
-      <w:pPr>
-        <w:rPr>
-          <w:szCs w:val="21"/>
-        </w:rPr>
-      </w:pPr>
-    </w:p>
-    <w:p>
-      <w:pPr>
-        <w:rPr>
-          <w:szCs w:val="21"/>
-        </w:rPr>
-      </w:pPr>
-    </w:p>
-    <w:p>
-      <w:pPr>
-        <w:rPr>
+      <w:r>
+        <w:rPr>
+          <w:rFonts w:hint="eastAsia"/>
+          <w:szCs w:val="21"/>
+        </w:rPr>
+        <w:t>成果登録</w:t>
+      </w:r>
+    </w:p>
+    <w:p>
+      <w:pPr>
+        <w:rPr>
+          <w:szCs w:val="21"/>
+        </w:rPr>
+      </w:pPr>
+      <w:r>
+        <w:rPr>
+          <w:rFonts w:hint="eastAsia"/>
+          <w:szCs w:val="21"/>
+        </w:rPr>
+        <w:t xml:space="preserve">　　目標を達成したら、成果登録から記録しましょう。</w:t>
+      </w:r>
+      <w:r>
+        <w:rPr>
+          <w:szCs w:val="21"/>
+        </w:rPr>
+        <w:br/>
+      </w:r>
+      <w:r>
+        <w:rPr>
+          <w:rFonts w:hint="eastAsia"/>
+          <w:szCs w:val="21"/>
+        </w:rPr>
+        <w:t xml:space="preserve">　　マイルストーンのみ達成した場合、マイルストーン達成状況にチェックを入れ、最終結　　　　</w:t>
+      </w:r>
+    </w:p>
+    <w:p>
+      <w:pPr>
+        <w:ind w:firstLineChars="200" w:firstLine="420"/>
+        <w:rPr>
+          <w:szCs w:val="21"/>
+        </w:rPr>
+      </w:pPr>
+      <w:r>
+        <w:rPr>
+          <w:rFonts w:hint="eastAsia"/>
+          <w:szCs w:val="21"/>
+        </w:rPr>
+        <w:t>果は未達成のまま保存してください。</w:t>
+      </w:r>
+    </w:p>
+    <w:p>
+      <w:pPr>
+        <w:ind w:firstLineChars="200" w:firstLine="420"/>
+        <w:rPr>
+          <w:rFonts w:hint="eastAsia"/>
+          <w:szCs w:val="21"/>
+        </w:rPr>
+      </w:pPr>
+      <w:r>
+        <w:rPr>
+          <w:rFonts w:hint="eastAsia"/>
+          <w:szCs w:val="21"/>
+        </w:rPr>
+        <w:t>達成済みのマイルストーンの表示が変わっていれば、正常に保存されています。</w:t>
+      </w:r>
+    </w:p>
+    <w:p>
+      <w:pPr>
+        <w:ind w:firstLineChars="200" w:firstLine="420"/>
+        <w:rPr>
+          <w:rFonts w:hint="eastAsia"/>
+          <w:szCs w:val="21"/>
+        </w:rPr>
+      </w:pPr>
+      <w:r>
+        <w:rPr>
+          <w:rFonts w:hint="eastAsia"/>
+          <w:noProof/>
+          <w:szCs w:val="21"/>
+        </w:rPr>
+        <w:drawing>
+          <wp:inline distT="0" distB="0" distL="0" distR="0" wp14:anchorId="2C65D508" wp14:editId="0E96D663">
+            <wp:extent cx="3924300" cy="3885455"/>
+            <wp:effectExtent l="0" t="0" r="0" b="1270"/>
+            <wp:docPr id="65" name="図 65"/>
+            <wp:cNvGraphicFramePr>
+              <a:graphicFrameLocks xmlns:a="http://schemas.openxmlformats.org/drawingml/2006/main" noChangeAspect="1"/>
+            </wp:cNvGraphicFramePr>
+            <a:graphic xmlns:a="http://schemas.openxmlformats.org/drawingml/2006/main">
+              <a:graphicData uri="http://schemas.openxmlformats.org/drawingml/2006/picture">
+                <pic:pic xmlns:pic="http://schemas.openxmlformats.org/drawingml/2006/picture">
+                  <pic:nvPicPr>
+                    <pic:cNvPr id="65" name="図 65"/>
+                    <pic:cNvPicPr/>
+                  </pic:nvPicPr>
+                  <pic:blipFill>
+                    <a:blip r:embed="rId34" cstate="print">
+                      <a:extLst>
+                        <a:ext uri="{28A0092B-C50C-407E-A947-70E740481C1C}">
+                          <a14:useLocalDpi xmlns:a14="http://schemas.microsoft.com/office/drawing/2010/main" val="0"/>
+                        </a:ext>
+                      </a:extLst>
+                    </a:blip>
+                    <a:stretch>
+                      <a:fillRect/>
+                    </a:stretch>
+                  </pic:blipFill>
+                  <pic:spPr>
+                    <a:xfrm>
+                      <a:off x="0" y="0"/>
+                      <a:ext cx="3933376" cy="3894441"/>
+                    </a:xfrm>
+                    <a:prstGeom prst="rect">
+                      <a:avLst/>
+                    </a:prstGeom>
+                  </pic:spPr>
+                </pic:pic>
+              </a:graphicData>
+            </a:graphic>
+          </wp:inline>
+        </w:drawing>
+      </w:r>
+      <w:r>
+        <w:rPr>
+          <w:rFonts w:hint="eastAsia"/>
+          <w:noProof/>
+          <w:szCs w:val="21"/>
+        </w:rPr>
+        <w:lastRenderedPageBreak/>
+        <w:drawing>
+          <wp:inline distT="0" distB="0" distL="0" distR="0" wp14:anchorId="792416C9" wp14:editId="58EDEF54">
+            <wp:extent cx="5400040" cy="5412740"/>
+            <wp:effectExtent l="0" t="0" r="0" b="0"/>
+            <wp:docPr id="67" name="図 67"/>
+            <wp:cNvGraphicFramePr>
+              <a:graphicFrameLocks xmlns:a="http://schemas.openxmlformats.org/drawingml/2006/main" noChangeAspect="1"/>
+            </wp:cNvGraphicFramePr>
+            <a:graphic xmlns:a="http://schemas.openxmlformats.org/drawingml/2006/main">
+              <a:graphicData uri="http://schemas.openxmlformats.org/drawingml/2006/picture">
+                <pic:pic xmlns:pic="http://schemas.openxmlformats.org/drawingml/2006/picture">
+                  <pic:nvPicPr>
+                    <pic:cNvPr id="67" name="図 67"/>
+                    <pic:cNvPicPr/>
+                  </pic:nvPicPr>
+                  <pic:blipFill>
+                    <a:blip r:embed="rId35">
+                      <a:extLst>
+                        <a:ext uri="{28A0092B-C50C-407E-A947-70E740481C1C}">
+                          <a14:useLocalDpi xmlns:a14="http://schemas.microsoft.com/office/drawing/2010/main" val="0"/>
+                        </a:ext>
+                      </a:extLst>
+                    </a:blip>
+                    <a:stretch>
+                      <a:fillRect/>
+                    </a:stretch>
+                  </pic:blipFill>
+                  <pic:spPr>
+                    <a:xfrm>
+                      <a:off x="0" y="0"/>
+                      <a:ext cx="5400040" cy="5412740"/>
+                    </a:xfrm>
+                    <a:prstGeom prst="rect">
+                      <a:avLst/>
+                    </a:prstGeom>
+                  </pic:spPr>
+                </pic:pic>
+              </a:graphicData>
+            </a:graphic>
+          </wp:inline>
+        </w:drawing>
+      </w:r>
+    </w:p>
+    <w:p>
+      <w:pPr>
+        <w:rPr>
+          <w:rFonts w:hint="eastAsia"/>
+          <w:szCs w:val="21"/>
+        </w:rPr>
+      </w:pPr>
+      <w:r>
+        <w:rPr>
+          <w:rFonts w:hint="eastAsia"/>
+          <w:szCs w:val="21"/>
+        </w:rPr>
+        <w:t>目標を達成したら、最終結果を「達成」にして登録してください。</w:t>
+      </w:r>
+      <w:r>
+        <w:rPr>
+          <w:szCs w:val="21"/>
+        </w:rPr>
+        <w:br/>
+      </w:r>
+      <w:r>
+        <w:rPr>
+          <w:rFonts w:hint="eastAsia"/>
+          <w:szCs w:val="21"/>
+        </w:rPr>
+        <w:t>同時に反省点なども入力できるため、以降の学習に役立てていただけます。</w:t>
+      </w:r>
+      <w:r>
+        <w:rPr>
+          <w:szCs w:val="21"/>
+        </w:rPr>
+        <w:br/>
+      </w:r>
+      <w:r>
+        <w:rPr>
+          <w:rFonts w:hint="eastAsia"/>
+          <w:noProof/>
+          <w:szCs w:val="21"/>
+        </w:rPr>
+        <w:lastRenderedPageBreak/>
+        <w:drawing>
+          <wp:inline distT="0" distB="0" distL="0" distR="0" wp14:anchorId="580DDF7E" wp14:editId="094422FA">
+            <wp:extent cx="4933950" cy="4941491"/>
+            <wp:effectExtent l="0" t="0" r="0" b="0"/>
+            <wp:docPr id="68" name="図 68"/>
+            <wp:cNvGraphicFramePr>
+              <a:graphicFrameLocks xmlns:a="http://schemas.openxmlformats.org/drawingml/2006/main" noChangeAspect="1"/>
+            </wp:cNvGraphicFramePr>
+            <a:graphic xmlns:a="http://schemas.openxmlformats.org/drawingml/2006/main">
+              <a:graphicData uri="http://schemas.openxmlformats.org/drawingml/2006/picture">
+                <pic:pic xmlns:pic="http://schemas.openxmlformats.org/drawingml/2006/picture">
+                  <pic:nvPicPr>
+                    <pic:cNvPr id="68" name="図 68"/>
+                    <pic:cNvPicPr/>
+                  </pic:nvPicPr>
+                  <pic:blipFill>
+                    <a:blip r:embed="rId36" cstate="print">
+                      <a:extLst>
+                        <a:ext uri="{28A0092B-C50C-407E-A947-70E740481C1C}">
+                          <a14:useLocalDpi xmlns:a14="http://schemas.microsoft.com/office/drawing/2010/main" val="0"/>
+                        </a:ext>
+                      </a:extLst>
+                    </a:blip>
+                    <a:stretch>
+                      <a:fillRect/>
+                    </a:stretch>
+                  </pic:blipFill>
+                  <pic:spPr>
+                    <a:xfrm>
+                      <a:off x="0" y="0"/>
+                      <a:ext cx="4949068" cy="4956632"/>
+                    </a:xfrm>
+                    <a:prstGeom prst="rect">
+                      <a:avLst/>
+                    </a:prstGeom>
+                  </pic:spPr>
+                </pic:pic>
+              </a:graphicData>
+            </a:graphic>
+          </wp:inline>
+        </w:drawing>
+      </w:r>
+    </w:p>
+    <w:p>
+      <w:pPr>
+        <w:rPr>
+          <w:szCs w:val="21"/>
+        </w:rPr>
+      </w:pPr>
+    </w:p>
+    <w:p>
+      <w:pPr>
+        <w:rPr>
+          <w:szCs w:val="21"/>
+        </w:rPr>
+      </w:pPr>
+    </w:p>
+    <w:p>
+      <w:pPr>
+        <w:rPr>
+          <w:szCs w:val="21"/>
+        </w:rPr>
+      </w:pPr>
+    </w:p>
+    <w:p>
+      <w:pPr>
+        <w:rPr>
+          <w:szCs w:val="21"/>
+        </w:rPr>
+      </w:pPr>
+    </w:p>
+    <w:p>
+      <w:pPr>
+        <w:rPr>
+          <w:szCs w:val="21"/>
+        </w:rPr>
+      </w:pPr>
+    </w:p>
+    <w:p>
+      <w:pPr>
+        <w:rPr>
+          <w:szCs w:val="21"/>
+        </w:rPr>
+      </w:pPr>
+    </w:p>
+    <w:p>
+      <w:pPr>
+        <w:rPr>
+          <w:szCs w:val="21"/>
+        </w:rPr>
+      </w:pPr>
+    </w:p>
+    <w:p>
+      <w:pPr>
+        <w:rPr>
+          <w:szCs w:val="21"/>
+        </w:rPr>
+      </w:pPr>
+    </w:p>
+    <w:p>
+      <w:pPr>
+        <w:rPr>
+          <w:szCs w:val="21"/>
+        </w:rPr>
+      </w:pPr>
+    </w:p>
+    <w:p>
+      <w:pPr>
+        <w:rPr>
+          <w:szCs w:val="21"/>
+        </w:rPr>
+      </w:pPr>
+    </w:p>
+    <w:p>
+      <w:pPr>
+        <w:rPr>
+          <w:szCs w:val="21"/>
+        </w:rPr>
+      </w:pPr>
+    </w:p>
+    <w:p>
+      <w:pPr>
+        <w:rPr>
+          <w:szCs w:val="21"/>
+        </w:rPr>
+      </w:pPr>
+    </w:p>
+    <w:p>
+      <w:pPr>
+        <w:rPr>
+          <w:rFonts w:hint="eastAsia"/>
           <w:szCs w:val="21"/>
         </w:rPr>
       </w:pPr>
@@ -4109,6 +4687,7 @@
           <w:sz w:val="36"/>
           <w:szCs w:val="36"/>
         </w:rPr>
+        <w:lastRenderedPageBreak/>
         <w:t>7</w:t>
       </w:r>
       <w:r>
@@ -4159,7 +4738,6 @@
           <w:noProof/>
           <w:szCs w:val="21"/>
         </w:rPr>
-        <w:lastRenderedPageBreak/>
         <w:drawing>
           <wp:inline distT="0" distB="0" distL="0" distR="0" wp14:anchorId="67199C5C" wp14:editId="5E17F753">
             <wp:extent cx="5400040" cy="2901315"/>
@@ -4176,7 +4754,7 @@
                     <pic:cNvPicPr/>
                   </pic:nvPicPr>
                   <pic:blipFill>
-                    <a:blip r:embed="rId30" cstate="print">
+                    <a:blip r:embed="rId37" cstate="print">
                       <a:extLst>
                         <a:ext uri="{28A0092B-C50C-407E-A947-70E740481C1C}">
                           <a14:useLocalDpi xmlns:a14="http://schemas.microsoft.com/office/drawing/2010/main" val="0"/>
@@ -4309,7 +4887,7 @@
                     <pic:cNvPicPr/>
                   </pic:nvPicPr>
                   <pic:blipFill>
-                    <a:blip r:embed="rId31" cstate="print">
+                    <a:blip r:embed="rId38" cstate="print">
                       <a:extLst>
                         <a:ext uri="{28A0092B-C50C-407E-A947-70E740481C1C}">
                           <a14:useLocalDpi xmlns:a14="http://schemas.microsoft.com/office/drawing/2010/main" val="0"/>
@@ -4391,7 +4969,6 @@
           <w:noProof/>
           <w:szCs w:val="21"/>
         </w:rPr>
-        <w:lastRenderedPageBreak/>
         <w:drawing>
           <wp:inline distT="0" distB="0" distL="0" distR="0" wp14:anchorId="4C61CF83" wp14:editId="0E266071">
             <wp:extent cx="5400040" cy="2895600"/>
@@ -4408,7 +4985,7 @@
                     <pic:cNvPicPr/>
                   </pic:nvPicPr>
                   <pic:blipFill>
-                    <a:blip r:embed="rId32" cstate="print">
+                    <a:blip r:embed="rId39" cstate="print">
                       <a:extLst>
                         <a:ext uri="{28A0092B-C50C-407E-A947-70E740481C1C}">
                           <a14:useLocalDpi xmlns:a14="http://schemas.microsoft.com/office/drawing/2010/main" val="0"/>
@@ -4594,7 +5171,7 @@
                     <pic:cNvPicPr/>
                   </pic:nvPicPr>
                   <pic:blipFill>
-                    <a:blip r:embed="rId33" cstate="print">
+                    <a:blip r:embed="rId40" cstate="print">
                       <a:extLst>
                         <a:ext uri="{28A0092B-C50C-407E-A947-70E740481C1C}">
                           <a14:useLocalDpi xmlns:a14="http://schemas.microsoft.com/office/drawing/2010/main" val="0"/>
@@ -4650,7 +5227,7 @@
                     <pic:cNvPicPr/>
                   </pic:nvPicPr>
                   <pic:blipFill>
-                    <a:blip r:embed="rId34" cstate="print">
+                    <a:blip r:embed="rId41" cstate="print">
                       <a:extLst>
                         <a:ext uri="{28A0092B-C50C-407E-A947-70E740481C1C}">
                           <a14:useLocalDpi xmlns:a14="http://schemas.microsoft.com/office/drawing/2010/main" val="0"/>
@@ -4821,7 +5398,7 @@
                     <pic:cNvPicPr/>
                   </pic:nvPicPr>
                   <pic:blipFill>
-                    <a:blip r:embed="rId35" cstate="print">
+                    <a:blip r:embed="rId42" cstate="print">
                       <a:extLst>
                         <a:ext uri="{28A0092B-C50C-407E-A947-70E740481C1C}">
                           <a14:useLocalDpi xmlns:a14="http://schemas.microsoft.com/office/drawing/2010/main" val="0"/>
@@ -4985,7 +5562,7 @@
                     <pic:cNvPicPr/>
                   </pic:nvPicPr>
                   <pic:blipFill>
-                    <a:blip r:embed="rId36" cstate="print">
+                    <a:blip r:embed="rId43" cstate="print">
                       <a:extLst>
                         <a:ext uri="{28A0092B-C50C-407E-A947-70E740481C1C}">
                           <a14:useLocalDpi xmlns:a14="http://schemas.microsoft.com/office/drawing/2010/main" val="0"/>
@@ -5233,7 +5810,7 @@
                     <pic:cNvPicPr/>
                   </pic:nvPicPr>
                   <pic:blipFill>
-                    <a:blip r:embed="rId37" cstate="print">
+                    <a:blip r:embed="rId44" cstate="print">
                       <a:extLst>
                         <a:ext uri="{28A0092B-C50C-407E-A947-70E740481C1C}">
                           <a14:useLocalDpi xmlns:a14="http://schemas.microsoft.com/office/drawing/2010/main" val="0"/>
@@ -5289,7 +5866,7 @@
                     <pic:cNvPicPr/>
                   </pic:nvPicPr>
                   <pic:blipFill>
-                    <a:blip r:embed="rId38" cstate="print">
+                    <a:blip r:embed="rId45" cstate="print">
                       <a:extLst>
                         <a:ext uri="{28A0092B-C50C-407E-A947-70E740481C1C}">
                           <a14:useLocalDpi xmlns:a14="http://schemas.microsoft.com/office/drawing/2010/main" val="0"/>
@@ -5467,7 +6044,7 @@
                     <pic:cNvPicPr/>
                   </pic:nvPicPr>
                   <pic:blipFill>
-                    <a:blip r:embed="rId39" cstate="print">
+                    <a:blip r:embed="rId46" cstate="print">
                       <a:extLst>
                         <a:ext uri="{28A0092B-C50C-407E-A947-70E740481C1C}">
                           <a14:useLocalDpi xmlns:a14="http://schemas.microsoft.com/office/drawing/2010/main" val="0"/>
@@ -5571,7 +6148,7 @@
                     <pic:cNvPicPr/>
                   </pic:nvPicPr>
                   <pic:blipFill>
-                    <a:blip r:embed="rId40" cstate="print">
+                    <a:blip r:embed="rId47" cstate="print">
                       <a:extLst>
                         <a:ext uri="{28A0092B-C50C-407E-A947-70E740481C1C}">
                           <a14:useLocalDpi xmlns:a14="http://schemas.microsoft.com/office/drawing/2010/main" val="0"/>
@@ -5601,7 +6178,6 @@
     <w:p>
       <w:pPr>
         <w:rPr>
-          <w:rFonts w:hint="eastAsia"/>
           <w:sz w:val="36"/>
           <w:szCs w:val="36"/>
         </w:rPr>
@@ -5712,7 +6288,7 @@
                     <pic:cNvPicPr/>
                   </pic:nvPicPr>
                   <pic:blipFill>
-                    <a:blip r:embed="rId41" cstate="print">
+                    <a:blip r:embed="rId48" cstate="print">
                       <a:extLst>
                         <a:ext uri="{28A0092B-C50C-407E-A947-70E740481C1C}">
                           <a14:useLocalDpi xmlns:a14="http://schemas.microsoft.com/office/drawing/2010/main" val="0"/>
@@ -5742,7 +6318,6 @@
     <w:p>
       <w:pPr>
         <w:rPr>
-          <w:rFonts w:hint="eastAsia"/>
           <w:szCs w:val="21"/>
         </w:rPr>
       </w:pPr>
@@ -5835,7 +6410,6 @@
     <w:p>
       <w:pPr>
         <w:rPr>
-          <w:rFonts w:hint="eastAsia"/>
           <w:szCs w:val="21"/>
         </w:rPr>
       </w:pPr>
@@ -5944,7 +6518,7 @@
                     <pic:cNvPicPr/>
                   </pic:nvPicPr>
                   <pic:blipFill>
-                    <a:blip r:embed="rId42" cstate="print">
+                    <a:blip r:embed="rId49" cstate="print">
                       <a:extLst>
                         <a:ext uri="{28A0092B-C50C-407E-A947-70E740481C1C}">
                           <a14:useLocalDpi xmlns:a14="http://schemas.microsoft.com/office/drawing/2010/main" val="0"/>
@@ -5999,7 +6573,7 @@
                     <pic:cNvPicPr/>
                   </pic:nvPicPr>
                   <pic:blipFill>
-                    <a:blip r:embed="rId43" cstate="print">
+                    <a:blip r:embed="rId50" cstate="print">
                       <a:extLst>
                         <a:ext uri="{28A0092B-C50C-407E-A947-70E740481C1C}">
                           <a14:useLocalDpi xmlns:a14="http://schemas.microsoft.com/office/drawing/2010/main" val="0"/>
@@ -6042,7 +6616,6 @@
         </w:numPr>
         <w:ind w:leftChars="0"/>
         <w:rPr>
-          <w:rFonts w:hint="eastAsia"/>
           <w:szCs w:val="21"/>
         </w:rPr>
       </w:pPr>

--- a/docs/利用者マニュアル.docx
+++ b/docs/利用者マニュアル.docx
@@ -4047,7 +4047,6 @@
         <w:pStyle w:val="a3"/>
         <w:ind w:leftChars="0" w:left="420"/>
         <w:rPr>
-          <w:rFonts w:hint="eastAsia"/>
           <w:szCs w:val="21"/>
         </w:rPr>
       </w:pPr>
@@ -4122,7 +4121,6 @@
         <w:pStyle w:val="a3"/>
         <w:ind w:leftChars="0" w:left="420"/>
         <w:rPr>
-          <w:rFonts w:hint="eastAsia"/>
           <w:noProof/>
           <w:szCs w:val="21"/>
         </w:rPr>
@@ -4141,7 +4139,6 @@
         <w:pStyle w:val="a3"/>
         <w:ind w:leftChars="0" w:left="420"/>
         <w:rPr>
-          <w:rFonts w:hint="eastAsia"/>
           <w:szCs w:val="21"/>
         </w:rPr>
       </w:pPr>
@@ -4309,7 +4306,6 @@
     <w:p>
       <w:pPr>
         <w:rPr>
-          <w:rFonts w:hint="eastAsia"/>
           <w:szCs w:val="21"/>
         </w:rPr>
       </w:pPr>
@@ -4381,7 +4377,6 @@
       <w:pPr>
         <w:ind w:firstLineChars="200" w:firstLine="420"/>
         <w:rPr>
-          <w:rFonts w:hint="eastAsia"/>
           <w:szCs w:val="21"/>
         </w:rPr>
       </w:pPr>
@@ -4397,7 +4392,6 @@
       <w:pPr>
         <w:ind w:firstLineChars="200" w:firstLine="420"/>
         <w:rPr>
-          <w:rFonts w:hint="eastAsia"/>
           <w:szCs w:val="21"/>
         </w:rPr>
       </w:pPr>
@@ -4502,7 +4496,6 @@
     <w:p>
       <w:pPr>
         <w:rPr>
-          <w:rFonts w:hint="eastAsia"/>
           <w:szCs w:val="21"/>
         </w:rPr>
       </w:pPr>
@@ -4669,7 +4662,6 @@
     <w:p>
       <w:pPr>
         <w:rPr>
-          <w:rFonts w:hint="eastAsia"/>
           <w:szCs w:val="21"/>
         </w:rPr>
       </w:pPr>
@@ -4843,7 +4835,6 @@
         </w:rPr>
         <w:t>回答なし</w:t>
       </w:r>
-      <w:proofErr w:type="spellStart"/>
       <w:r>
         <w:rPr>
           <w:rFonts w:hint="eastAsia"/>
@@ -4857,7 +4848,6 @@
         </w:rPr>
         <w:t>er</w:t>
       </w:r>
-      <w:proofErr w:type="spellEnd"/>
     </w:p>
     <w:p>
       <w:pPr>
@@ -4941,7 +4931,6 @@
         </w:rPr>
         <w:t>り</w:t>
       </w:r>
-      <w:proofErr w:type="spellStart"/>
       <w:r>
         <w:rPr>
           <w:rFonts w:hint="eastAsia"/>
@@ -4955,7 +4944,6 @@
         </w:rPr>
         <w:t>er</w:t>
       </w:r>
-      <w:proofErr w:type="spellEnd"/>
     </w:p>
     <w:p>
       <w:pPr>
